--- a/Ministry/Features/Front-End-Integration-Strategy/Design/CiC_FrontEnd_Vision_and_Phased_Plan_V1_0.docx
+++ b/Ministry/Features/Front-End-Integration-Strategy/Design/CiC_FrontEnd_Vision_and_Phased_Plan_V1_0.docx
@@ -87,7 +87,7 @@
           <w:sz w:val="22"/>
           <w:szCs w:val="22"/>
         </w:rPr>
-        <w:t xml:space="preserve">The Church in Conversation lets a participant sit down at a Table with up to five Representatives — AI voices, each formed by and speaking from inside one specific historical Christian community — hosted by a Facilitator who governs the conversation without ever becoming the center of it. This is "the conversation." There is no separate discussion feature; the Table is the whole thing.</w:t>
+        <w:t xml:space="preserve">The Church in Conversation lets a participant sit down at a Table with up to three Representatives — AI voices, each formed by and speaking from inside one specific historical Christian community — hosted by a Facilitator who governs the conversation without ever becoming the center of it. This is "the conversation." There is no separate discussion feature; the Table is the whole thing.</w:t>
       </w:r>
     </w:p>
     <w:p>
@@ -192,7 +192,7 @@
           <w:sz w:val="22"/>
           <w:szCs w:val="22"/>
         </w:rPr>
-        <w:t xml:space="preserve">Pick the worlds yourself — browse a menu of available worlds, each with a short plain-language card, and choose one to five before sitting down.</w:t>
+        <w:t xml:space="preserve">Pick the worlds yourself — browse a menu of available worlds, each with a short plain-language card, and choose one to three before sitting down.</w:t>
       </w:r>
     </w:p>
     <w:p>
@@ -278,7 +278,7 @@
           <w:sz w:val="22"/>
           <w:szCs w:val="22"/>
         </w:rPr>
-        <w:t xml:space="preserve">A single background image: up to five figures at a table, one per active Representative, in clothing typical of their world. Ethnicity and demographic representation follow that world’s actual evidence — diversity shown where a world’s own sources support it, not defaulted to sameness and not invented for its own sake.</w:t>
+        <w:t xml:space="preserve">A single background image: up to three figures at a table, one per active Representative, in clothing typical of their world. Ethnicity and demographic representation follow that world’s actual evidence — diversity shown where a world’s own sources support it, not defaulted to sameness and not invented for its own sake.</w:t>
       </w:r>
     </w:p>
     <w:p>
@@ -304,7 +304,7 @@
           <w:sz w:val="22"/>
           <w:szCs w:val="22"/>
         </w:rPr>
-        <w:t xml:space="preserve">The still image gets camera movement instead of full animation at first: a zoom to whoever’s currently speaking, a pan between two Representatives in exchange, a widening out when the participant addresses the whole Table. The camera follows the same turn-taking the Facilitator already governs — it just makes that governance visible. A name and world descriptor sits with each figure so five distinct voices stay easy to track.</w:t>
+        <w:t xml:space="preserve">The still image gets camera movement instead of full animation at first: a zoom to whoever’s currently speaking, a pan between two Representatives in exchange, a widening out when the participant addresses the whole Table. The camera follows the same turn-taking the Facilitator already governs — it just makes that governance visible. A name and world descriptor sits with each figure so three distinct voices stay easy to track.</w:t>
       </w:r>
     </w:p>
     <w:p>
@@ -738,7 +738,7 @@
                 <w:sz w:val="18"/>
                 <w:szCs w:val="18"/>
               </w:rPr>
-              <w:t xml:space="preserve">1-5</w:t>
+              <w:t xml:space="preserve">1-3</w:t>
             </w:r>
           </w:p>
         </w:tc>
@@ -902,7 +902,7 @@
                 <w:sz w:val="18"/>
                 <w:szCs w:val="18"/>
               </w:rPr>
-              <w:t xml:space="preserve">5 (full set)</w:t>
+              <w:t xml:space="preserve">3 (permanent ceiling)</w:t>
             </w:r>
           </w:p>
         </w:tc>
@@ -1475,7 +1475,7 @@
           <w:sz w:val="22"/>
           <w:szCs w:val="22"/>
         </w:rPr>
-        <w:t xml:space="preserve">One to five worlds.</w:t>
+        <w:t xml:space="preserve">One to three worlds.</w:t>
       </w:r>
     </w:p>
     <w:p>
@@ -1568,7 +1568,7 @@
           <w:sz w:val="22"/>
           <w:szCs w:val="22"/>
         </w:rPr>
-        <w:t xml:space="preserve">The full five-world set live at once.</w:t>
+        <w:t xml:space="preserve">The Table’s permanent three-Representative ceiling, live (Mark’s 2026-08-01 decision retired the earlier five-world design ceiling).</w:t>
       </w:r>
     </w:p>
     <w:p>
